--- a/docpac_22013026/docpac_22013026.docx
+++ b/docpac_22013026/docpac_22013026.docx
@@ -1,6 +1,6 @@
 
 <file path=word/document.xml><?xml version="1.0" encoding="utf-8"?>
-<w:document xmlns:wpc="http://schemas.microsoft.com/office/word/2010/wordprocessingCanvas" xmlns:cx="http://schemas.microsoft.com/office/drawing/2014/chartex" xmlns:cx1="http://schemas.microsoft.com/office/drawing/2015/9/8/chartex" xmlns:cx2="http://schemas.microsoft.com/office/drawing/2015/10/21/chartex" xmlns:cx3="http://schemas.microsoft.com/office/drawing/2016/5/9/chartex" xmlns:cx4="http://schemas.microsoft.com/office/drawing/2016/5/10/chartex" xmlns:cx5="http://schemas.microsoft.com/office/drawing/2016/5/11/chartex" xmlns:cx6="http://schemas.microsoft.com/office/drawing/2016/5/12/chartex" xmlns:cx7="http://schemas.microsoft.com/office/drawing/2016/5/13/chartex" xmlns:cx8="http://schemas.microsoft.com/office/drawing/2016/5/14/chartex" xmlns:mc="http://schemas.openxmlformats.org/markup-compatibility/2006" xmlns:aink="http://schemas.microsoft.com/office/drawing/2016/ink" xmlns:am3d="http://schemas.microsoft.com/office/drawing/2017/model3d" xmlns:o="urn:schemas-microsoft-com:office:office" xmlns:r="http://schemas.openxmlformats.org/officeDocument/2006/relationships" xmlns:m="http://schemas.openxmlformats.org/officeDocument/2006/math" xmlns:v="urn:schemas-microsoft-com:vml" xmlns:wp14="http://schemas.microsoft.com/office/word/2010/wordprocessingDrawing" xmlns:wp="http://schemas.openxmlformats.org/drawingml/2006/wordprocessingDrawing" xmlns:w10="urn:schemas-microsoft-com:office:word" xmlns:w="http://schemas.openxmlformats.org/wordprocessingml/2006/main" xmlns:w14="http://schemas.microsoft.com/office/word/2010/wordml" xmlns:w15="http://schemas.microsoft.com/office/word/2012/wordml" xmlns:w16cex="http://schemas.microsoft.com/office/word/2018/wordml/cex" xmlns:w16cid="http://schemas.microsoft.com/office/word/2016/wordml/cid" xmlns:w16="http://schemas.microsoft.com/office/word/2018/wordml" xmlns:w16sdtdh="http://schemas.microsoft.com/office/word/2020/wordml/sdtdatahash" xmlns:w16se="http://schemas.microsoft.com/office/word/2015/wordml/symex" xmlns:wpg="http://schemas.microsoft.com/office/word/2010/wordprocessingGroup" xmlns:wpi="http://schemas.microsoft.com/office/word/2010/wordprocessingInk" xmlns:wne="http://schemas.microsoft.com/office/word/2006/wordml" xmlns:wps="http://schemas.microsoft.com/office/word/2010/wordprocessingShape" mc:Ignorable="w14 w15 w16se w16cid w16 w16cex w16sdtdh wp14">
+<w:document xmlns:wpc="http://schemas.microsoft.com/office/word/2010/wordprocessingCanvas" xmlns:cx="http://schemas.microsoft.com/office/drawing/2014/chartex" xmlns:cx1="http://schemas.microsoft.com/office/drawing/2015/9/8/chartex" xmlns:cx2="http://schemas.microsoft.com/office/drawing/2015/10/21/chartex" xmlns:cx3="http://schemas.microsoft.com/office/drawing/2016/5/9/chartex" xmlns:cx4="http://schemas.microsoft.com/office/drawing/2016/5/10/chartex" xmlns:cx5="http://schemas.microsoft.com/office/drawing/2016/5/11/chartex" xmlns:cx6="http://schemas.microsoft.com/office/drawing/2016/5/12/chartex" xmlns:cx7="http://schemas.microsoft.com/office/drawing/2016/5/13/chartex" xmlns:cx8="http://schemas.microsoft.com/office/drawing/2016/5/14/chartex" xmlns:mc="http://schemas.openxmlformats.org/markup-compatibility/2006" xmlns:aink="http://schemas.microsoft.com/office/drawing/2016/ink" xmlns:am3d="http://schemas.microsoft.com/office/drawing/2017/model3d" xmlns:o="urn:schemas-microsoft-com:office:office" xmlns:r="http://schemas.openxmlformats.org/officeDocument/2006/relationships" xmlns:m="http://schemas.openxmlformats.org/officeDocument/2006/math" xmlns:v="urn:schemas-microsoft-com:vml" xmlns:wp14="http://schemas.microsoft.com/office/word/2010/wordprocessingDrawing" xmlns:wp="http://schemas.openxmlformats.org/drawingml/2006/wordprocessingDrawing" xmlns:w10="urn:schemas-microsoft-com:office:word" xmlns:w="http://schemas.openxmlformats.org/wordprocessingml/2006/main" xmlns:w14="http://schemas.microsoft.com/office/word/2010/wordml" xmlns:w15="http://schemas.microsoft.com/office/word/2012/wordml" xmlns:w16cid="http://schemas.microsoft.com/office/word/2016/wordml/cid" xmlns:w16se="http://schemas.microsoft.com/office/word/2015/wordml/symex" xmlns:wpg="http://schemas.microsoft.com/office/word/2010/wordprocessingGroup" xmlns:wpi="http://schemas.microsoft.com/office/word/2010/wordprocessingInk" xmlns:wne="http://schemas.microsoft.com/office/word/2006/wordml" xmlns:wps="http://schemas.microsoft.com/office/word/2010/wordprocessingShape" mc:Ignorable="w14 w15 w16se w16cid wp14">
   <w:body>
     <w:p>
       <w:pPr>
@@ -174,8 +174,8 @@
         <w:tblLook w:val="04A0" w:firstRow="1" w:lastRow="0" w:firstColumn="1" w:lastColumn="0" w:noHBand="0" w:noVBand="1"/>
       </w:tblPr>
       <w:tblGrid>
-        <w:gridCol w:w="5419"/>
-        <w:gridCol w:w="5026"/>
+        <w:gridCol w:w="5178"/>
+        <w:gridCol w:w="5267"/>
       </w:tblGrid>
       <w:tr>
         <w:trPr>
@@ -327,7 +327,43 @@
               </w:numPr>
             </w:pPr>
             <w:r>
-              <w:t>Virtual Days</w:t>
+              <w:t>Monday, Virtual Day</w:t>
+            </w:r>
+          </w:p>
+          <w:p>
+            <w:pPr>
+              <w:pStyle w:val="ListParagraph"/>
+              <w:numPr>
+                <w:ilvl w:val="0"/>
+                <w:numId w:val="16"/>
+              </w:numPr>
+            </w:pPr>
+            <w:r>
+              <w:t>Tuesday, Virtual Day</w:t>
+            </w:r>
+          </w:p>
+          <w:p>
+            <w:pPr>
+              <w:pStyle w:val="ListParagraph"/>
+              <w:numPr>
+                <w:ilvl w:val="0"/>
+                <w:numId w:val="16"/>
+              </w:numPr>
+            </w:pPr>
+            <w:r>
+              <w:t>Wednesday, Two-Hour Delay</w:t>
+            </w:r>
+          </w:p>
+          <w:p>
+            <w:pPr>
+              <w:pStyle w:val="ListParagraph"/>
+              <w:numPr>
+                <w:ilvl w:val="0"/>
+                <w:numId w:val="16"/>
+              </w:numPr>
+            </w:pPr>
+            <w:r>
+              <w:t>Thursday, Two-Hour Delay</w:t>
             </w:r>
           </w:p>
         </w:tc>
@@ -560,13 +596,7 @@
                     <w:rPr>
                       <w:sz w:val="21"/>
                     </w:rPr>
-                    <w:t>All Students</w:t>
-                  </w:r>
-                  <w:r>
-                    <w:rPr>
-                      <w:sz w:val="21"/>
-                    </w:rPr>
-                    <w:t xml:space="preserve"> (see Virtual Pet MVP)</w:t>
+                    <w:t>All Students (see Virtual Pet MVP)</w:t>
                   </w:r>
                 </w:p>
               </w:tc>
@@ -878,19 +908,13 @@
     </w:tbl>
     <w:p>
       <w:pPr>
-        <w:pStyle w:val="Heading1"/>
-      </w:pPr>
-    </w:p>
-    <w:p>
-      <w:pPr>
         <w:rPr>
           <w:sz w:val="32"/>
           <w:szCs w:val="32"/>
         </w:rPr>
       </w:pPr>
-      <w:r>
-        <w:t>This DocPac is incomplete! Please document your work in a separate file while waiting for completion!</w:t>
-      </w:r>
+      <w:bookmarkStart w:id="0" w:name="_GoBack"/>
+      <w:bookmarkEnd w:id="0"/>
       <w:r>
         <w:br w:type="page"/>
       </w:r>
@@ -1112,13 +1136,7 @@
         </w:numPr>
       </w:pPr>
       <w:r>
-        <w:t xml:space="preserve">For the purposes of grading, this assignment will be treated like a </w:t>
-      </w:r>
-      <w:r>
-        <w:t>Completed Issues Documentation</w:t>
-      </w:r>
-      <w:r>
-        <w:t xml:space="preserve"> assignment, as if you were in a company.</w:t>
+        <w:t>For the purposes of grading, this assignment will be treated like a Completed Issues Documentation assignment, as if you were in a company.</w:t>
       </w:r>
     </w:p>
     <w:p>
@@ -5115,23 +5133,7 @@
                 <w:rFonts w:ascii="Calibri" w:eastAsia="Times New Roman" w:hAnsi="Calibri" w:cs="Calibri"/>
                 <w:sz w:val="20"/>
               </w:rPr>
-              <w:t xml:space="preserve">You followed classroom rules. You did not misuse devices. You submitted all work according to procedure (Issues, Pull Requests, </w:t>
-            </w:r>
-            <w:proofErr w:type="spellStart"/>
-            <w:r>
-              <w:rPr>
-                <w:rFonts w:ascii="Calibri" w:eastAsia="Times New Roman" w:hAnsi="Calibri" w:cs="Calibri"/>
-                <w:sz w:val="20"/>
-              </w:rPr>
-              <w:t>DocPacs</w:t>
-            </w:r>
-            <w:proofErr w:type="spellEnd"/>
-            <w:r>
-              <w:rPr>
-                <w:rFonts w:ascii="Calibri" w:eastAsia="Times New Roman" w:hAnsi="Calibri" w:cs="Calibri"/>
-                <w:sz w:val="20"/>
-              </w:rPr>
-              <w:t xml:space="preserve">, </w:t>
+              <w:t xml:space="preserve">You followed classroom rules. You did not misuse devices. You submitted all work according to procedure (Issues, Pull Requests, DocPacs, </w:t>
             </w:r>
             <w:proofErr w:type="spellStart"/>
             <w:r>
@@ -5645,14 +5647,12 @@
           <w:b/>
         </w:rPr>
       </w:pPr>
-      <w:proofErr w:type="spellStart"/>
       <w:r>
         <w:rPr>
           <w:b/>
         </w:rPr>
-        <w:t>Amogus</w:t>
+        <w:t>What is the logical validity of this statement: “If you do not stop others from pooping in the punchbowl, you are also pooping in the punchbowl”</w:t>
       </w:r>
-      <w:proofErr w:type="spellEnd"/>
       <w:r>
         <w:rPr>
           <w:b/>
@@ -6250,305 +6250,20 @@
     </w:tbl>
     <w:p>
       <w:pPr>
-        <w:spacing w:before="240"/>
+        <w:pStyle w:val="Heading1"/>
+      </w:pPr>
+    </w:p>
+    <w:p>
+      <w:pPr>
         <w:rPr>
-          <w:b/>
+          <w:sz w:val="32"/>
+          <w:szCs w:val="32"/>
         </w:rPr>
       </w:pPr>
       <w:r>
-        <w:rPr>
-          <w:b/>
-        </w:rPr>
-        <w:t>Six or seven?</w:t>
+        <w:br w:type="page"/>
       </w:r>
     </w:p>
-    <w:tbl>
-      <w:tblPr>
-        <w:tblW w:w="5000" w:type="pct"/>
-        <w:tblBorders>
-          <w:top w:val="single" w:sz="4" w:space="0" w:color="BFBFBF"/>
-          <w:left w:val="single" w:sz="4" w:space="0" w:color="BFBFBF"/>
-          <w:bottom w:val="single" w:sz="4" w:space="0" w:color="BFBFBF"/>
-          <w:right w:val="single" w:sz="4" w:space="0" w:color="BFBFBF"/>
-          <w:insideH w:val="single" w:sz="4" w:space="0" w:color="BFBFBF"/>
-          <w:insideV w:val="single" w:sz="4" w:space="0" w:color="BFBFBF"/>
-        </w:tblBorders>
-        <w:tblLook w:val="04A0" w:firstRow="1" w:lastRow="0" w:firstColumn="1" w:lastColumn="0" w:noHBand="0" w:noVBand="1"/>
-      </w:tblPr>
-      <w:tblGrid>
-        <w:gridCol w:w="10440"/>
-      </w:tblGrid>
-      <w:tr>
-        <w:tc>
-          <w:tcPr>
-            <w:tcW w:w="5000" w:type="pct"/>
-            <w:tcBorders>
-              <w:top w:val="single" w:sz="8" w:space="0" w:color="000000"/>
-              <w:left w:val="nil"/>
-              <w:bottom w:val="nil"/>
-              <w:right w:val="nil"/>
-            </w:tcBorders>
-          </w:tcPr>
-          <w:p>
-            <w:pPr>
-              <w:spacing w:after="0"/>
-              <w:rPr>
-                <w:sz w:val="16"/>
-                <w:szCs w:val="16"/>
-              </w:rPr>
-            </w:pPr>
-          </w:p>
-        </w:tc>
-      </w:tr>
-      <w:tr>
-        <w:tc>
-          <w:tcPr>
-            <w:tcW w:w="5000" w:type="pct"/>
-            <w:tcBorders>
-              <w:top w:val="nil"/>
-              <w:left w:val="nil"/>
-              <w:bottom w:val="single" w:sz="8" w:space="0" w:color="000000"/>
-              <w:right w:val="nil"/>
-            </w:tcBorders>
-            <w:shd w:val="clear" w:color="auto" w:fill="D9D9D9" w:themeFill="background1" w:themeFillShade="D9"/>
-          </w:tcPr>
-          <w:p>
-            <w:pPr>
-              <w:spacing w:after="0"/>
-              <w:rPr>
-                <w:sz w:val="16"/>
-                <w:szCs w:val="16"/>
-              </w:rPr>
-            </w:pPr>
-          </w:p>
-        </w:tc>
-      </w:tr>
-      <w:tr>
-        <w:tc>
-          <w:tcPr>
-            <w:tcW w:w="5000" w:type="pct"/>
-            <w:tcBorders>
-              <w:top w:val="single" w:sz="8" w:space="0" w:color="000000"/>
-              <w:left w:val="nil"/>
-              <w:bottom w:val="nil"/>
-              <w:right w:val="nil"/>
-            </w:tcBorders>
-          </w:tcPr>
-          <w:p>
-            <w:pPr>
-              <w:spacing w:after="0"/>
-              <w:rPr>
-                <w:sz w:val="16"/>
-                <w:szCs w:val="16"/>
-              </w:rPr>
-            </w:pPr>
-          </w:p>
-        </w:tc>
-      </w:tr>
-      <w:tr>
-        <w:tc>
-          <w:tcPr>
-            <w:tcW w:w="5000" w:type="pct"/>
-            <w:tcBorders>
-              <w:top w:val="nil"/>
-              <w:left w:val="nil"/>
-              <w:bottom w:val="single" w:sz="8" w:space="0" w:color="000000"/>
-              <w:right w:val="nil"/>
-            </w:tcBorders>
-            <w:shd w:val="clear" w:color="auto" w:fill="D9D9D9" w:themeFill="background1" w:themeFillShade="D9"/>
-          </w:tcPr>
-          <w:p>
-            <w:pPr>
-              <w:spacing w:after="0"/>
-              <w:rPr>
-                <w:sz w:val="16"/>
-                <w:szCs w:val="16"/>
-              </w:rPr>
-            </w:pPr>
-          </w:p>
-        </w:tc>
-      </w:tr>
-      <w:tr>
-        <w:tc>
-          <w:tcPr>
-            <w:tcW w:w="5000" w:type="pct"/>
-            <w:tcBorders>
-              <w:top w:val="single" w:sz="8" w:space="0" w:color="000000"/>
-              <w:left w:val="nil"/>
-              <w:bottom w:val="nil"/>
-              <w:right w:val="nil"/>
-            </w:tcBorders>
-          </w:tcPr>
-          <w:p>
-            <w:pPr>
-              <w:spacing w:after="0"/>
-              <w:rPr>
-                <w:sz w:val="16"/>
-                <w:szCs w:val="16"/>
-              </w:rPr>
-            </w:pPr>
-          </w:p>
-        </w:tc>
-      </w:tr>
-      <w:tr>
-        <w:tc>
-          <w:tcPr>
-            <w:tcW w:w="5000" w:type="pct"/>
-            <w:tcBorders>
-              <w:top w:val="nil"/>
-              <w:left w:val="nil"/>
-              <w:bottom w:val="single" w:sz="8" w:space="0" w:color="000000"/>
-              <w:right w:val="nil"/>
-            </w:tcBorders>
-            <w:shd w:val="clear" w:color="auto" w:fill="D9D9D9" w:themeFill="background1" w:themeFillShade="D9"/>
-          </w:tcPr>
-          <w:p>
-            <w:pPr>
-              <w:spacing w:after="0"/>
-              <w:rPr>
-                <w:sz w:val="16"/>
-                <w:szCs w:val="16"/>
-              </w:rPr>
-            </w:pPr>
-          </w:p>
-        </w:tc>
-      </w:tr>
-      <w:tr>
-        <w:tc>
-          <w:tcPr>
-            <w:tcW w:w="5000" w:type="pct"/>
-            <w:tcBorders>
-              <w:top w:val="single" w:sz="8" w:space="0" w:color="000000"/>
-              <w:left w:val="nil"/>
-              <w:bottom w:val="nil"/>
-              <w:right w:val="nil"/>
-            </w:tcBorders>
-          </w:tcPr>
-          <w:p>
-            <w:pPr>
-              <w:spacing w:after="0"/>
-              <w:rPr>
-                <w:sz w:val="16"/>
-                <w:szCs w:val="16"/>
-              </w:rPr>
-            </w:pPr>
-          </w:p>
-        </w:tc>
-      </w:tr>
-      <w:tr>
-        <w:tc>
-          <w:tcPr>
-            <w:tcW w:w="5000" w:type="pct"/>
-            <w:tcBorders>
-              <w:top w:val="nil"/>
-              <w:left w:val="nil"/>
-              <w:bottom w:val="single" w:sz="8" w:space="0" w:color="000000"/>
-              <w:right w:val="nil"/>
-            </w:tcBorders>
-            <w:shd w:val="clear" w:color="auto" w:fill="D9D9D9" w:themeFill="background1" w:themeFillShade="D9"/>
-          </w:tcPr>
-          <w:p>
-            <w:pPr>
-              <w:spacing w:after="0"/>
-              <w:rPr>
-                <w:sz w:val="16"/>
-                <w:szCs w:val="16"/>
-              </w:rPr>
-            </w:pPr>
-          </w:p>
-        </w:tc>
-      </w:tr>
-      <w:tr>
-        <w:tc>
-          <w:tcPr>
-            <w:tcW w:w="5000" w:type="pct"/>
-            <w:tcBorders>
-              <w:top w:val="single" w:sz="8" w:space="0" w:color="000000"/>
-              <w:left w:val="nil"/>
-              <w:bottom w:val="nil"/>
-              <w:right w:val="nil"/>
-            </w:tcBorders>
-          </w:tcPr>
-          <w:p>
-            <w:pPr>
-              <w:spacing w:after="0"/>
-              <w:rPr>
-                <w:sz w:val="16"/>
-                <w:szCs w:val="16"/>
-              </w:rPr>
-            </w:pPr>
-          </w:p>
-        </w:tc>
-      </w:tr>
-      <w:tr>
-        <w:tc>
-          <w:tcPr>
-            <w:tcW w:w="5000" w:type="pct"/>
-            <w:tcBorders>
-              <w:top w:val="nil"/>
-              <w:left w:val="nil"/>
-              <w:bottom w:val="single" w:sz="8" w:space="0" w:color="000000"/>
-              <w:right w:val="nil"/>
-            </w:tcBorders>
-            <w:shd w:val="clear" w:color="auto" w:fill="D9D9D9" w:themeFill="background1" w:themeFillShade="D9"/>
-          </w:tcPr>
-          <w:p>
-            <w:pPr>
-              <w:spacing w:after="0"/>
-              <w:rPr>
-                <w:sz w:val="16"/>
-                <w:szCs w:val="16"/>
-              </w:rPr>
-            </w:pPr>
-          </w:p>
-        </w:tc>
-      </w:tr>
-      <w:tr>
-        <w:tc>
-          <w:tcPr>
-            <w:tcW w:w="5000" w:type="pct"/>
-            <w:tcBorders>
-              <w:top w:val="single" w:sz="8" w:space="0" w:color="000000"/>
-              <w:left w:val="nil"/>
-              <w:bottom w:val="nil"/>
-              <w:right w:val="nil"/>
-            </w:tcBorders>
-          </w:tcPr>
-          <w:p>
-            <w:pPr>
-              <w:spacing w:after="0"/>
-              <w:rPr>
-                <w:sz w:val="16"/>
-                <w:szCs w:val="16"/>
-              </w:rPr>
-            </w:pPr>
-          </w:p>
-        </w:tc>
-      </w:tr>
-      <w:tr>
-        <w:tc>
-          <w:tcPr>
-            <w:tcW w:w="5000" w:type="pct"/>
-            <w:tcBorders>
-              <w:top w:val="nil"/>
-              <w:left w:val="nil"/>
-              <w:bottom w:val="single" w:sz="8" w:space="0" w:color="000000"/>
-              <w:right w:val="nil"/>
-            </w:tcBorders>
-            <w:shd w:val="clear" w:color="auto" w:fill="D9D9D9" w:themeFill="background1" w:themeFillShade="D9"/>
-          </w:tcPr>
-          <w:p>
-            <w:pPr>
-              <w:spacing w:after="0"/>
-              <w:rPr>
-                <w:sz w:val="16"/>
-                <w:szCs w:val="16"/>
-              </w:rPr>
-            </w:pPr>
-          </w:p>
-        </w:tc>
-      </w:tr>
-    </w:tbl>
     <w:p>
       <w:pPr>
         <w:pStyle w:val="Heading1"/>
@@ -6561,6 +6276,346 @@
         <w:t>rading</w:t>
       </w:r>
     </w:p>
+    <w:p>
+      <w:pPr>
+        <w:pStyle w:val="Heading1"/>
+      </w:pPr>
+      <w:r>
+        <w:t>Elevator Pitch</w:t>
+      </w:r>
+    </w:p>
+    <w:tbl>
+      <w:tblPr>
+        <w:tblStyle w:val="TableGrid"/>
+        <w:tblW w:w="10944" w:type="dxa"/>
+        <w:tblLook w:val="04A0" w:firstRow="1" w:lastRow="0" w:firstColumn="1" w:lastColumn="0" w:noHBand="0" w:noVBand="1"/>
+      </w:tblPr>
+      <w:tblGrid>
+        <w:gridCol w:w="720"/>
+        <w:gridCol w:w="2160"/>
+        <w:gridCol w:w="7344"/>
+        <w:gridCol w:w="720"/>
+      </w:tblGrid>
+      <w:tr>
+        <w:trPr>
+          <w:trHeight w:val="20"/>
+        </w:trPr>
+        <w:tc>
+          <w:tcPr>
+            <w:tcW w:w="720" w:type="dxa"/>
+            <w:hideMark/>
+          </w:tcPr>
+          <w:p>
+            <w:pPr>
+              <w:jc w:val="right"/>
+              <w:rPr>
+                <w:rFonts w:ascii="Calibri" w:eastAsia="Times New Roman" w:hAnsi="Calibri" w:cs="Calibri"/>
+                <w:color w:val="000000"/>
+                <w:sz w:val="22"/>
+                <w:szCs w:val="22"/>
+                <w:lang w:eastAsia="en-US"/>
+              </w:rPr>
+            </w:pPr>
+            <w:r>
+              <w:rPr>
+                <w:rFonts w:ascii="Calibri" w:eastAsia="Times New Roman" w:hAnsi="Calibri" w:cs="Calibri"/>
+                <w:color w:val="000000"/>
+                <w:sz w:val="22"/>
+                <w:szCs w:val="22"/>
+                <w:lang w:eastAsia="en-US"/>
+              </w:rPr>
+              <w:t>1</w:t>
+            </w:r>
+          </w:p>
+        </w:tc>
+        <w:tc>
+          <w:tcPr>
+            <w:tcW w:w="2160" w:type="dxa"/>
+            <w:hideMark/>
+          </w:tcPr>
+          <w:p>
+            <w:pPr>
+              <w:rPr>
+                <w:rFonts w:ascii="Calibri" w:eastAsia="Times New Roman" w:hAnsi="Calibri" w:cs="Calibri"/>
+                <w:b/>
+                <w:bCs/>
+                <w:color w:val="000000"/>
+                <w:sz w:val="22"/>
+                <w:szCs w:val="22"/>
+                <w:lang w:eastAsia="en-US"/>
+              </w:rPr>
+            </w:pPr>
+            <w:r>
+              <w:rPr>
+                <w:rFonts w:ascii="Calibri" w:eastAsia="Times New Roman" w:hAnsi="Calibri" w:cs="Calibri"/>
+                <w:b/>
+                <w:bCs/>
+                <w:color w:val="000000"/>
+                <w:sz w:val="22"/>
+                <w:szCs w:val="22"/>
+                <w:lang w:eastAsia="en-US"/>
+              </w:rPr>
+              <w:t>Research Complete</w:t>
+            </w:r>
+          </w:p>
+        </w:tc>
+        <w:tc>
+          <w:tcPr>
+            <w:tcW w:w="7344" w:type="dxa"/>
+            <w:hideMark/>
+          </w:tcPr>
+          <w:p>
+            <w:pPr>
+              <w:rPr>
+                <w:rFonts w:ascii="Calibri" w:eastAsia="Times New Roman" w:hAnsi="Calibri" w:cs="Calibri"/>
+                <w:color w:val="000000"/>
+                <w:sz w:val="22"/>
+                <w:szCs w:val="22"/>
+                <w:lang w:eastAsia="en-US"/>
+              </w:rPr>
+            </w:pPr>
+            <w:r>
+              <w:rPr>
+                <w:rFonts w:ascii="Calibri" w:eastAsia="Times New Roman" w:hAnsi="Calibri" w:cs="Calibri"/>
+                <w:color w:val="000000"/>
+                <w:sz w:val="22"/>
+                <w:szCs w:val="22"/>
+                <w:lang w:eastAsia="en-US"/>
+              </w:rPr>
+              <w:t>The research writing was complete and accurate/relevant.</w:t>
+            </w:r>
+          </w:p>
+        </w:tc>
+        <w:tc>
+          <w:tcPr>
+            <w:tcW w:w="720" w:type="dxa"/>
+            <w:noWrap/>
+            <w:hideMark/>
+          </w:tcPr>
+          <w:p>
+            <w:pPr>
+              <w:rPr>
+                <w:rFonts w:ascii="Calibri" w:eastAsia="Times New Roman" w:hAnsi="Calibri" w:cs="Calibri"/>
+                <w:color w:val="000000"/>
+                <w:sz w:val="22"/>
+                <w:szCs w:val="22"/>
+                <w:lang w:eastAsia="en-US"/>
+              </w:rPr>
+            </w:pPr>
+          </w:p>
+        </w:tc>
+      </w:tr>
+      <w:tr>
+        <w:trPr>
+          <w:trHeight w:val="20"/>
+        </w:trPr>
+        <w:tc>
+          <w:tcPr>
+            <w:tcW w:w="720" w:type="dxa"/>
+          </w:tcPr>
+          <w:p>
+            <w:pPr>
+              <w:jc w:val="right"/>
+              <w:rPr>
+                <w:rFonts w:ascii="Calibri" w:eastAsia="Times New Roman" w:hAnsi="Calibri" w:cs="Calibri"/>
+                <w:color w:val="000000"/>
+                <w:sz w:val="22"/>
+                <w:szCs w:val="22"/>
+                <w:lang w:eastAsia="en-US"/>
+              </w:rPr>
+            </w:pPr>
+            <w:r>
+              <w:rPr>
+                <w:rFonts w:ascii="Calibri" w:eastAsia="Times New Roman" w:hAnsi="Calibri" w:cs="Calibri"/>
+                <w:color w:val="000000"/>
+                <w:sz w:val="22"/>
+                <w:szCs w:val="22"/>
+                <w:lang w:eastAsia="en-US"/>
+              </w:rPr>
+              <w:t>2</w:t>
+            </w:r>
+          </w:p>
+        </w:tc>
+        <w:tc>
+          <w:tcPr>
+            <w:tcW w:w="2160" w:type="dxa"/>
+          </w:tcPr>
+          <w:p>
+            <w:pPr>
+              <w:rPr>
+                <w:rFonts w:ascii="Calibri" w:eastAsia="Times New Roman" w:hAnsi="Calibri" w:cs="Calibri"/>
+                <w:b/>
+                <w:bCs/>
+                <w:color w:val="000000"/>
+                <w:sz w:val="22"/>
+                <w:szCs w:val="22"/>
+                <w:lang w:eastAsia="en-US"/>
+              </w:rPr>
+            </w:pPr>
+            <w:r>
+              <w:rPr>
+                <w:rFonts w:ascii="Calibri" w:eastAsia="Times New Roman" w:hAnsi="Calibri" w:cs="Calibri"/>
+                <w:b/>
+                <w:bCs/>
+                <w:color w:val="000000"/>
+                <w:sz w:val="22"/>
+                <w:szCs w:val="22"/>
+                <w:lang w:eastAsia="en-US"/>
+              </w:rPr>
+              <w:t>Recorded</w:t>
+            </w:r>
+          </w:p>
+        </w:tc>
+        <w:tc>
+          <w:tcPr>
+            <w:tcW w:w="7344" w:type="dxa"/>
+          </w:tcPr>
+          <w:p>
+            <w:pPr>
+              <w:rPr>
+                <w:rFonts w:ascii="Calibri" w:eastAsia="Times New Roman" w:hAnsi="Calibri" w:cs="Calibri"/>
+                <w:color w:val="000000"/>
+                <w:sz w:val="22"/>
+                <w:szCs w:val="22"/>
+                <w:lang w:eastAsia="en-US"/>
+              </w:rPr>
+            </w:pPr>
+            <w:r>
+              <w:rPr>
+                <w:rFonts w:ascii="Calibri" w:eastAsia="Times New Roman" w:hAnsi="Calibri" w:cs="Calibri"/>
+                <w:color w:val="000000"/>
+                <w:sz w:val="22"/>
+                <w:szCs w:val="22"/>
+                <w:lang w:eastAsia="en-US"/>
+              </w:rPr>
+              <w:t>Recording was submitted.</w:t>
+            </w:r>
+          </w:p>
+        </w:tc>
+        <w:tc>
+          <w:tcPr>
+            <w:tcW w:w="720" w:type="dxa"/>
+            <w:noWrap/>
+          </w:tcPr>
+          <w:p>
+            <w:pPr>
+              <w:rPr>
+                <w:rFonts w:ascii="Calibri" w:eastAsia="Times New Roman" w:hAnsi="Calibri" w:cs="Calibri"/>
+                <w:color w:val="000000"/>
+                <w:sz w:val="22"/>
+                <w:szCs w:val="22"/>
+                <w:lang w:eastAsia="en-US"/>
+              </w:rPr>
+            </w:pPr>
+          </w:p>
+        </w:tc>
+      </w:tr>
+      <w:tr>
+        <w:trPr>
+          <w:trHeight w:val="20"/>
+        </w:trPr>
+        <w:tc>
+          <w:tcPr>
+            <w:tcW w:w="720" w:type="dxa"/>
+          </w:tcPr>
+          <w:p>
+            <w:pPr>
+              <w:jc w:val="right"/>
+              <w:rPr>
+                <w:rFonts w:ascii="Calibri" w:eastAsia="Times New Roman" w:hAnsi="Calibri" w:cs="Calibri"/>
+                <w:color w:val="000000"/>
+                <w:sz w:val="22"/>
+                <w:szCs w:val="22"/>
+                <w:lang w:eastAsia="en-US"/>
+              </w:rPr>
+            </w:pPr>
+            <w:r>
+              <w:rPr>
+                <w:rFonts w:ascii="Calibri" w:eastAsia="Times New Roman" w:hAnsi="Calibri" w:cs="Calibri"/>
+                <w:color w:val="000000"/>
+                <w:sz w:val="22"/>
+                <w:szCs w:val="22"/>
+                <w:lang w:eastAsia="en-US"/>
+              </w:rPr>
+              <w:t>3</w:t>
+            </w:r>
+          </w:p>
+        </w:tc>
+        <w:tc>
+          <w:tcPr>
+            <w:tcW w:w="2160" w:type="dxa"/>
+          </w:tcPr>
+          <w:p>
+            <w:pPr>
+              <w:rPr>
+                <w:rFonts w:ascii="Calibri" w:eastAsia="Times New Roman" w:hAnsi="Calibri" w:cs="Calibri"/>
+                <w:b/>
+                <w:bCs/>
+                <w:color w:val="000000"/>
+                <w:sz w:val="22"/>
+                <w:szCs w:val="22"/>
+                <w:lang w:eastAsia="en-US"/>
+              </w:rPr>
+            </w:pPr>
+            <w:r>
+              <w:rPr>
+                <w:rFonts w:ascii="Calibri" w:eastAsia="Times New Roman" w:hAnsi="Calibri" w:cs="Calibri"/>
+                <w:b/>
+                <w:bCs/>
+                <w:color w:val="000000"/>
+                <w:sz w:val="22"/>
+                <w:szCs w:val="22"/>
+                <w:lang w:eastAsia="en-US"/>
+              </w:rPr>
+              <w:t>Completion</w:t>
+            </w:r>
+          </w:p>
+        </w:tc>
+        <w:tc>
+          <w:tcPr>
+            <w:tcW w:w="7344" w:type="dxa"/>
+          </w:tcPr>
+          <w:p>
+            <w:pPr>
+              <w:rPr>
+                <w:rFonts w:ascii="Calibri" w:eastAsia="Times New Roman" w:hAnsi="Calibri" w:cs="Calibri"/>
+                <w:color w:val="000000"/>
+                <w:sz w:val="22"/>
+                <w:szCs w:val="22"/>
+                <w:lang w:eastAsia="en-US"/>
+              </w:rPr>
+            </w:pPr>
+            <w:r>
+              <w:rPr>
+                <w:rFonts w:ascii="Calibri" w:eastAsia="Times New Roman" w:hAnsi="Calibri" w:cs="Calibri"/>
+                <w:color w:val="000000"/>
+                <w:sz w:val="22"/>
+                <w:szCs w:val="22"/>
+                <w:lang w:eastAsia="en-US"/>
+              </w:rPr>
+              <w:t>Teacher rates the quality of the Elevator Pitch delivery and its contents.</w:t>
+            </w:r>
+          </w:p>
+        </w:tc>
+        <w:tc>
+          <w:tcPr>
+            <w:tcW w:w="720" w:type="dxa"/>
+            <w:noWrap/>
+          </w:tcPr>
+          <w:p>
+            <w:pPr>
+              <w:rPr>
+                <w:rFonts w:ascii="Calibri" w:eastAsia="Times New Roman" w:hAnsi="Calibri" w:cs="Calibri"/>
+                <w:color w:val="000000"/>
+                <w:sz w:val="22"/>
+                <w:szCs w:val="22"/>
+                <w:lang w:eastAsia="en-US"/>
+              </w:rPr>
+            </w:pPr>
+          </w:p>
+        </w:tc>
+      </w:tr>
+    </w:tbl>
     <w:p>
       <w:pPr>
         <w:pStyle w:val="Heading1"/>
@@ -7154,6 +7209,370 @@
                 <w:lang w:eastAsia="en-US"/>
               </w:rPr>
             </w:pPr>
+          </w:p>
+        </w:tc>
+      </w:tr>
+    </w:tbl>
+    <w:p>
+      <w:pPr>
+        <w:pStyle w:val="Heading1"/>
+      </w:pPr>
+      <w:r>
+        <w:t>Performance Review</w:t>
+      </w:r>
+    </w:p>
+    <w:tbl>
+      <w:tblPr>
+        <w:tblStyle w:val="TableGrid"/>
+        <w:tblW w:w="10924" w:type="dxa"/>
+        <w:tblLook w:val="04A0" w:firstRow="1" w:lastRow="0" w:firstColumn="1" w:lastColumn="0" w:noHBand="0" w:noVBand="1"/>
+      </w:tblPr>
+      <w:tblGrid>
+        <w:gridCol w:w="1092"/>
+        <w:gridCol w:w="1092"/>
+        <w:gridCol w:w="1092"/>
+        <w:gridCol w:w="1092"/>
+        <w:gridCol w:w="1092"/>
+        <w:gridCol w:w="1092"/>
+        <w:gridCol w:w="1092"/>
+        <w:gridCol w:w="1092"/>
+        <w:gridCol w:w="1092"/>
+        <w:gridCol w:w="1096"/>
+      </w:tblGrid>
+      <w:tr>
+        <w:trPr>
+          <w:trHeight w:val="255"/>
+        </w:trPr>
+        <w:tc>
+          <w:tcPr>
+            <w:tcW w:w="10924" w:type="dxa"/>
+            <w:gridSpan w:val="10"/>
+            <w:shd w:val="clear" w:color="auto" w:fill="BFBFBF" w:themeFill="background1" w:themeFillShade="BF"/>
+            <w:vAlign w:val="center"/>
+          </w:tcPr>
+          <w:p>
+            <w:pPr>
+              <w:jc w:val="center"/>
+            </w:pPr>
+            <w:r>
+              <w:t>How far were you from meeting your Improvement Goals from last review?</w:t>
+            </w:r>
+          </w:p>
+        </w:tc>
+      </w:tr>
+      <w:tr>
+        <w:trPr>
+          <w:trHeight w:val="255"/>
+        </w:trPr>
+        <w:tc>
+          <w:tcPr>
+            <w:tcW w:w="1092" w:type="dxa"/>
+            <w:vAlign w:val="center"/>
+          </w:tcPr>
+          <w:p>
+            <w:pPr>
+              <w:jc w:val="center"/>
+            </w:pPr>
+            <w:r>
+              <w:t>1</w:t>
+            </w:r>
+          </w:p>
+        </w:tc>
+        <w:tc>
+          <w:tcPr>
+            <w:tcW w:w="1092" w:type="dxa"/>
+            <w:vAlign w:val="center"/>
+          </w:tcPr>
+          <w:p>
+            <w:pPr>
+              <w:jc w:val="center"/>
+            </w:pPr>
+            <w:r>
+              <w:t>2</w:t>
+            </w:r>
+          </w:p>
+        </w:tc>
+        <w:tc>
+          <w:tcPr>
+            <w:tcW w:w="1092" w:type="dxa"/>
+            <w:vAlign w:val="center"/>
+          </w:tcPr>
+          <w:p>
+            <w:pPr>
+              <w:jc w:val="center"/>
+            </w:pPr>
+            <w:r>
+              <w:t>3</w:t>
+            </w:r>
+          </w:p>
+        </w:tc>
+        <w:tc>
+          <w:tcPr>
+            <w:tcW w:w="1092" w:type="dxa"/>
+            <w:vAlign w:val="center"/>
+          </w:tcPr>
+          <w:p>
+            <w:pPr>
+              <w:jc w:val="center"/>
+            </w:pPr>
+            <w:r>
+              <w:t>4</w:t>
+            </w:r>
+          </w:p>
+        </w:tc>
+        <w:tc>
+          <w:tcPr>
+            <w:tcW w:w="1092" w:type="dxa"/>
+            <w:vAlign w:val="center"/>
+          </w:tcPr>
+          <w:p>
+            <w:pPr>
+              <w:jc w:val="center"/>
+            </w:pPr>
+            <w:r>
+              <w:t>5</w:t>
+            </w:r>
+          </w:p>
+        </w:tc>
+        <w:tc>
+          <w:tcPr>
+            <w:tcW w:w="1092" w:type="dxa"/>
+            <w:vAlign w:val="center"/>
+          </w:tcPr>
+          <w:p>
+            <w:pPr>
+              <w:jc w:val="center"/>
+            </w:pPr>
+            <w:r>
+              <w:t>6</w:t>
+            </w:r>
+          </w:p>
+        </w:tc>
+        <w:tc>
+          <w:tcPr>
+            <w:tcW w:w="1092" w:type="dxa"/>
+            <w:shd w:val="clear" w:color="auto" w:fill="D9D9D9" w:themeFill="background1" w:themeFillShade="D9"/>
+            <w:vAlign w:val="center"/>
+          </w:tcPr>
+          <w:p>
+            <w:pPr>
+              <w:jc w:val="center"/>
+            </w:pPr>
+            <w:r>
+              <w:t>7</w:t>
+            </w:r>
+          </w:p>
+        </w:tc>
+        <w:tc>
+          <w:tcPr>
+            <w:tcW w:w="1092" w:type="dxa"/>
+            <w:vAlign w:val="center"/>
+          </w:tcPr>
+          <w:p>
+            <w:pPr>
+              <w:jc w:val="center"/>
+            </w:pPr>
+            <w:r>
+              <w:t>8</w:t>
+            </w:r>
+          </w:p>
+        </w:tc>
+        <w:tc>
+          <w:tcPr>
+            <w:tcW w:w="1092" w:type="dxa"/>
+            <w:vAlign w:val="center"/>
+          </w:tcPr>
+          <w:p>
+            <w:pPr>
+              <w:jc w:val="center"/>
+            </w:pPr>
+            <w:r>
+              <w:t>9</w:t>
+            </w:r>
+          </w:p>
+        </w:tc>
+        <w:tc>
+          <w:tcPr>
+            <w:tcW w:w="1096" w:type="dxa"/>
+            <w:vAlign w:val="center"/>
+          </w:tcPr>
+          <w:p>
+            <w:pPr>
+              <w:jc w:val="center"/>
+            </w:pPr>
+            <w:r>
+              <w:t>10</w:t>
+            </w:r>
+          </w:p>
+        </w:tc>
+      </w:tr>
+      <w:tr>
+        <w:trPr>
+          <w:trHeight w:val="255"/>
+        </w:trPr>
+        <w:tc>
+          <w:tcPr>
+            <w:tcW w:w="10924" w:type="dxa"/>
+            <w:gridSpan w:val="10"/>
+            <w:shd w:val="clear" w:color="auto" w:fill="BFBFBF" w:themeFill="background1" w:themeFillShade="BF"/>
+            <w:vAlign w:val="center"/>
+          </w:tcPr>
+          <w:p>
+            <w:pPr>
+              <w:jc w:val="center"/>
+            </w:pPr>
+            <w:r>
+              <w:t>How did the teacher rate your overall performance this review</w:t>
+            </w:r>
+            <w:r>
+              <w:t>?</w:t>
+            </w:r>
+          </w:p>
+        </w:tc>
+      </w:tr>
+      <w:tr>
+        <w:trPr>
+          <w:trHeight w:val="255"/>
+        </w:trPr>
+        <w:tc>
+          <w:tcPr>
+            <w:tcW w:w="1092" w:type="dxa"/>
+            <w:vAlign w:val="center"/>
+          </w:tcPr>
+          <w:p>
+            <w:pPr>
+              <w:jc w:val="center"/>
+            </w:pPr>
+            <w:r>
+              <w:t>1</w:t>
+            </w:r>
+          </w:p>
+        </w:tc>
+        <w:tc>
+          <w:tcPr>
+            <w:tcW w:w="1092" w:type="dxa"/>
+            <w:vAlign w:val="center"/>
+          </w:tcPr>
+          <w:p>
+            <w:pPr>
+              <w:jc w:val="center"/>
+            </w:pPr>
+            <w:r>
+              <w:t>2</w:t>
+            </w:r>
+          </w:p>
+        </w:tc>
+        <w:tc>
+          <w:tcPr>
+            <w:tcW w:w="1092" w:type="dxa"/>
+            <w:vAlign w:val="center"/>
+          </w:tcPr>
+          <w:p>
+            <w:pPr>
+              <w:jc w:val="center"/>
+            </w:pPr>
+            <w:r>
+              <w:t>3</w:t>
+            </w:r>
+          </w:p>
+        </w:tc>
+        <w:tc>
+          <w:tcPr>
+            <w:tcW w:w="1092" w:type="dxa"/>
+            <w:vAlign w:val="center"/>
+          </w:tcPr>
+          <w:p>
+            <w:pPr>
+              <w:jc w:val="center"/>
+            </w:pPr>
+            <w:r>
+              <w:t>4</w:t>
+            </w:r>
+          </w:p>
+        </w:tc>
+        <w:tc>
+          <w:tcPr>
+            <w:tcW w:w="1092" w:type="dxa"/>
+            <w:vAlign w:val="center"/>
+          </w:tcPr>
+          <w:p>
+            <w:pPr>
+              <w:jc w:val="center"/>
+            </w:pPr>
+            <w:r>
+              <w:t>5</w:t>
+            </w:r>
+          </w:p>
+        </w:tc>
+        <w:tc>
+          <w:tcPr>
+            <w:tcW w:w="1092" w:type="dxa"/>
+            <w:vAlign w:val="center"/>
+          </w:tcPr>
+          <w:p>
+            <w:pPr>
+              <w:jc w:val="center"/>
+            </w:pPr>
+            <w:r>
+              <w:t>6</w:t>
+            </w:r>
+          </w:p>
+        </w:tc>
+        <w:tc>
+          <w:tcPr>
+            <w:tcW w:w="1092" w:type="dxa"/>
+            <w:shd w:val="clear" w:color="auto" w:fill="D9D9D9" w:themeFill="background1" w:themeFillShade="D9"/>
+            <w:vAlign w:val="center"/>
+          </w:tcPr>
+          <w:p>
+            <w:pPr>
+              <w:jc w:val="center"/>
+            </w:pPr>
+            <w:r>
+              <w:t>7</w:t>
+            </w:r>
+          </w:p>
+        </w:tc>
+        <w:tc>
+          <w:tcPr>
+            <w:tcW w:w="1092" w:type="dxa"/>
+            <w:vAlign w:val="center"/>
+          </w:tcPr>
+          <w:p>
+            <w:pPr>
+              <w:jc w:val="center"/>
+            </w:pPr>
+            <w:r>
+              <w:t>8</w:t>
+            </w:r>
+          </w:p>
+        </w:tc>
+        <w:tc>
+          <w:tcPr>
+            <w:tcW w:w="1092" w:type="dxa"/>
+            <w:vAlign w:val="center"/>
+          </w:tcPr>
+          <w:p>
+            <w:pPr>
+              <w:jc w:val="center"/>
+            </w:pPr>
+            <w:r>
+              <w:t>9</w:t>
+            </w:r>
+          </w:p>
+        </w:tc>
+        <w:tc>
+          <w:tcPr>
+            <w:tcW w:w="1096" w:type="dxa"/>
+            <w:vAlign w:val="center"/>
+          </w:tcPr>
+          <w:p>
+            <w:pPr>
+              <w:jc w:val="center"/>
+            </w:pPr>
+            <w:r>
+              <w:t>10</w:t>
+            </w:r>
           </w:p>
         </w:tc>
       </w:tr>
@@ -7587,7 +8006,7 @@
 </file>
 
 <file path=word/endnotes.xml><?xml version="1.0" encoding="utf-8"?>
-<w:endnotes xmlns:wpc="http://schemas.microsoft.com/office/word/2010/wordprocessingCanvas" xmlns:cx="http://schemas.microsoft.com/office/drawing/2014/chartex" xmlns:cx1="http://schemas.microsoft.com/office/drawing/2015/9/8/chartex" xmlns:cx2="http://schemas.microsoft.com/office/drawing/2015/10/21/chartex" xmlns:cx3="http://schemas.microsoft.com/office/drawing/2016/5/9/chartex" xmlns:cx4="http://schemas.microsoft.com/office/drawing/2016/5/10/chartex" xmlns:cx5="http://schemas.microsoft.com/office/drawing/2016/5/11/chartex" xmlns:cx6="http://schemas.microsoft.com/office/drawing/2016/5/12/chartex" xmlns:cx7="http://schemas.microsoft.com/office/drawing/2016/5/13/chartex" xmlns:cx8="http://schemas.microsoft.com/office/drawing/2016/5/14/chartex" xmlns:mc="http://schemas.openxmlformats.org/markup-compatibility/2006" xmlns:aink="http://schemas.microsoft.com/office/drawing/2016/ink" xmlns:am3d="http://schemas.microsoft.com/office/drawing/2017/model3d" xmlns:o="urn:schemas-microsoft-com:office:office" xmlns:r="http://schemas.openxmlformats.org/officeDocument/2006/relationships" xmlns:m="http://schemas.openxmlformats.org/officeDocument/2006/math" xmlns:v="urn:schemas-microsoft-com:vml" xmlns:wp14="http://schemas.microsoft.com/office/word/2010/wordprocessingDrawing" xmlns:wp="http://schemas.openxmlformats.org/drawingml/2006/wordprocessingDrawing" xmlns:w10="urn:schemas-microsoft-com:office:word" xmlns:w="http://schemas.openxmlformats.org/wordprocessingml/2006/main" xmlns:w14="http://schemas.microsoft.com/office/word/2010/wordml" xmlns:w15="http://schemas.microsoft.com/office/word/2012/wordml" xmlns:w16cex="http://schemas.microsoft.com/office/word/2018/wordml/cex" xmlns:w16cid="http://schemas.microsoft.com/office/word/2016/wordml/cid" xmlns:w16="http://schemas.microsoft.com/office/word/2018/wordml" xmlns:w16sdtdh="http://schemas.microsoft.com/office/word/2020/wordml/sdtdatahash" xmlns:w16se="http://schemas.microsoft.com/office/word/2015/wordml/symex" xmlns:wpg="http://schemas.microsoft.com/office/word/2010/wordprocessingGroup" xmlns:wpi="http://schemas.microsoft.com/office/word/2010/wordprocessingInk" xmlns:wne="http://schemas.microsoft.com/office/word/2006/wordml" xmlns:wps="http://schemas.microsoft.com/office/word/2010/wordprocessingShape" mc:Ignorable="w14 w15 w16se w16cid w16 w16cex w16sdtdh wp14">
+<w:endnotes xmlns:wpc="http://schemas.microsoft.com/office/word/2010/wordprocessingCanvas" xmlns:cx="http://schemas.microsoft.com/office/drawing/2014/chartex" xmlns:cx1="http://schemas.microsoft.com/office/drawing/2015/9/8/chartex" xmlns:cx2="http://schemas.microsoft.com/office/drawing/2015/10/21/chartex" xmlns:cx3="http://schemas.microsoft.com/office/drawing/2016/5/9/chartex" xmlns:cx4="http://schemas.microsoft.com/office/drawing/2016/5/10/chartex" xmlns:cx5="http://schemas.microsoft.com/office/drawing/2016/5/11/chartex" xmlns:cx6="http://schemas.microsoft.com/office/drawing/2016/5/12/chartex" xmlns:cx7="http://schemas.microsoft.com/office/drawing/2016/5/13/chartex" xmlns:cx8="http://schemas.microsoft.com/office/drawing/2016/5/14/chartex" xmlns:mc="http://schemas.openxmlformats.org/markup-compatibility/2006" xmlns:aink="http://schemas.microsoft.com/office/drawing/2016/ink" xmlns:am3d="http://schemas.microsoft.com/office/drawing/2017/model3d" xmlns:o="urn:schemas-microsoft-com:office:office" xmlns:r="http://schemas.openxmlformats.org/officeDocument/2006/relationships" xmlns:m="http://schemas.openxmlformats.org/officeDocument/2006/math" xmlns:v="urn:schemas-microsoft-com:vml" xmlns:wp14="http://schemas.microsoft.com/office/word/2010/wordprocessingDrawing" xmlns:wp="http://schemas.openxmlformats.org/drawingml/2006/wordprocessingDrawing" xmlns:w10="urn:schemas-microsoft-com:office:word" xmlns:w="http://schemas.openxmlformats.org/wordprocessingml/2006/main" xmlns:w14="http://schemas.microsoft.com/office/word/2010/wordml" xmlns:w15="http://schemas.microsoft.com/office/word/2012/wordml" xmlns:w16cid="http://schemas.microsoft.com/office/word/2016/wordml/cid" xmlns:w16se="http://schemas.microsoft.com/office/word/2015/wordml/symex" xmlns:wpg="http://schemas.microsoft.com/office/word/2010/wordprocessingGroup" xmlns:wpi="http://schemas.microsoft.com/office/word/2010/wordprocessingInk" xmlns:wne="http://schemas.microsoft.com/office/word/2006/wordml" xmlns:wps="http://schemas.microsoft.com/office/word/2010/wordprocessingShape" mc:Ignorable="w14 w15 w16se w16cid wp14">
   <w:endnote w:type="separator" w:id="-1">
     <w:p>
       <w:pPr>
@@ -7619,7 +8038,7 @@
 </file>
 
 <file path=word/footer1.xml><?xml version="1.0" encoding="utf-8"?>
-<w:ftr xmlns:wpc="http://schemas.microsoft.com/office/word/2010/wordprocessingCanvas" xmlns:cx="http://schemas.microsoft.com/office/drawing/2014/chartex" xmlns:cx1="http://schemas.microsoft.com/office/drawing/2015/9/8/chartex" xmlns:cx2="http://schemas.microsoft.com/office/drawing/2015/10/21/chartex" xmlns:cx3="http://schemas.microsoft.com/office/drawing/2016/5/9/chartex" xmlns:cx4="http://schemas.microsoft.com/office/drawing/2016/5/10/chartex" xmlns:cx5="http://schemas.microsoft.com/office/drawing/2016/5/11/chartex" xmlns:cx6="http://schemas.microsoft.com/office/drawing/2016/5/12/chartex" xmlns:cx7="http://schemas.microsoft.com/office/drawing/2016/5/13/chartex" xmlns:cx8="http://schemas.microsoft.com/office/drawing/2016/5/14/chartex" xmlns:mc="http://schemas.openxmlformats.org/markup-compatibility/2006" xmlns:aink="http://schemas.microsoft.com/office/drawing/2016/ink" xmlns:am3d="http://schemas.microsoft.com/office/drawing/2017/model3d" xmlns:o="urn:schemas-microsoft-com:office:office" xmlns:r="http://schemas.openxmlformats.org/officeDocument/2006/relationships" xmlns:m="http://schemas.openxmlformats.org/officeDocument/2006/math" xmlns:v="urn:schemas-microsoft-com:vml" xmlns:wp14="http://schemas.microsoft.com/office/word/2010/wordprocessingDrawing" xmlns:wp="http://schemas.openxmlformats.org/drawingml/2006/wordprocessingDrawing" xmlns:w10="urn:schemas-microsoft-com:office:word" xmlns:w="http://schemas.openxmlformats.org/wordprocessingml/2006/main" xmlns:w14="http://schemas.microsoft.com/office/word/2010/wordml" xmlns:w15="http://schemas.microsoft.com/office/word/2012/wordml" xmlns:w16cex="http://schemas.microsoft.com/office/word/2018/wordml/cex" xmlns:w16cid="http://schemas.microsoft.com/office/word/2016/wordml/cid" xmlns:w16="http://schemas.microsoft.com/office/word/2018/wordml" xmlns:w16sdtdh="http://schemas.microsoft.com/office/word/2020/wordml/sdtdatahash" xmlns:w16se="http://schemas.microsoft.com/office/word/2015/wordml/symex" xmlns:wpg="http://schemas.microsoft.com/office/word/2010/wordprocessingGroup" xmlns:wpi="http://schemas.microsoft.com/office/word/2010/wordprocessingInk" xmlns:wne="http://schemas.microsoft.com/office/word/2006/wordml" xmlns:wps="http://schemas.microsoft.com/office/word/2010/wordprocessingShape" mc:Ignorable="w14 w15 w16se w16cid w16 w16cex w16sdtdh wp14">
+<w:ftr xmlns:wpc="http://schemas.microsoft.com/office/word/2010/wordprocessingCanvas" xmlns:cx="http://schemas.microsoft.com/office/drawing/2014/chartex" xmlns:cx1="http://schemas.microsoft.com/office/drawing/2015/9/8/chartex" xmlns:cx2="http://schemas.microsoft.com/office/drawing/2015/10/21/chartex" xmlns:cx3="http://schemas.microsoft.com/office/drawing/2016/5/9/chartex" xmlns:cx4="http://schemas.microsoft.com/office/drawing/2016/5/10/chartex" xmlns:cx5="http://schemas.microsoft.com/office/drawing/2016/5/11/chartex" xmlns:cx6="http://schemas.microsoft.com/office/drawing/2016/5/12/chartex" xmlns:cx7="http://schemas.microsoft.com/office/drawing/2016/5/13/chartex" xmlns:cx8="http://schemas.microsoft.com/office/drawing/2016/5/14/chartex" xmlns:mc="http://schemas.openxmlformats.org/markup-compatibility/2006" xmlns:aink="http://schemas.microsoft.com/office/drawing/2016/ink" xmlns:am3d="http://schemas.microsoft.com/office/drawing/2017/model3d" xmlns:o="urn:schemas-microsoft-com:office:office" xmlns:r="http://schemas.openxmlformats.org/officeDocument/2006/relationships" xmlns:m="http://schemas.openxmlformats.org/officeDocument/2006/math" xmlns:v="urn:schemas-microsoft-com:vml" xmlns:wp14="http://schemas.microsoft.com/office/word/2010/wordprocessingDrawing" xmlns:wp="http://schemas.openxmlformats.org/drawingml/2006/wordprocessingDrawing" xmlns:w10="urn:schemas-microsoft-com:office:word" xmlns:w="http://schemas.openxmlformats.org/wordprocessingml/2006/main" xmlns:w14="http://schemas.microsoft.com/office/word/2010/wordml" xmlns:w15="http://schemas.microsoft.com/office/word/2012/wordml" xmlns:w16cid="http://schemas.microsoft.com/office/word/2016/wordml/cid" xmlns:w16se="http://schemas.microsoft.com/office/word/2015/wordml/symex" xmlns:wpg="http://schemas.microsoft.com/office/word/2010/wordprocessingGroup" xmlns:wpi="http://schemas.microsoft.com/office/word/2010/wordprocessingInk" xmlns:wne="http://schemas.microsoft.com/office/word/2006/wordml" xmlns:wps="http://schemas.microsoft.com/office/word/2010/wordprocessingShape" mc:Ignorable="w14 w15 w16se w16cid wp14">
   <w:p>
     <w:pPr>
       <w:widowControl w:val="0"/>
@@ -7933,7 +8352,7 @@
 </file>
 
 <file path=word/footnotes.xml><?xml version="1.0" encoding="utf-8"?>
-<w:footnotes xmlns:wpc="http://schemas.microsoft.com/office/word/2010/wordprocessingCanvas" xmlns:cx="http://schemas.microsoft.com/office/drawing/2014/chartex" xmlns:cx1="http://schemas.microsoft.com/office/drawing/2015/9/8/chartex" xmlns:cx2="http://schemas.microsoft.com/office/drawing/2015/10/21/chartex" xmlns:cx3="http://schemas.microsoft.com/office/drawing/2016/5/9/chartex" xmlns:cx4="http://schemas.microsoft.com/office/drawing/2016/5/10/chartex" xmlns:cx5="http://schemas.microsoft.com/office/drawing/2016/5/11/chartex" xmlns:cx6="http://schemas.microsoft.com/office/drawing/2016/5/12/chartex" xmlns:cx7="http://schemas.microsoft.com/office/drawing/2016/5/13/chartex" xmlns:cx8="http://schemas.microsoft.com/office/drawing/2016/5/14/chartex" xmlns:mc="http://schemas.openxmlformats.org/markup-compatibility/2006" xmlns:aink="http://schemas.microsoft.com/office/drawing/2016/ink" xmlns:am3d="http://schemas.microsoft.com/office/drawing/2017/model3d" xmlns:o="urn:schemas-microsoft-com:office:office" xmlns:r="http://schemas.openxmlformats.org/officeDocument/2006/relationships" xmlns:m="http://schemas.openxmlformats.org/officeDocument/2006/math" xmlns:v="urn:schemas-microsoft-com:vml" xmlns:wp14="http://schemas.microsoft.com/office/word/2010/wordprocessingDrawing" xmlns:wp="http://schemas.openxmlformats.org/drawingml/2006/wordprocessingDrawing" xmlns:w10="urn:schemas-microsoft-com:office:word" xmlns:w="http://schemas.openxmlformats.org/wordprocessingml/2006/main" xmlns:w14="http://schemas.microsoft.com/office/word/2010/wordml" xmlns:w15="http://schemas.microsoft.com/office/word/2012/wordml" xmlns:w16cex="http://schemas.microsoft.com/office/word/2018/wordml/cex" xmlns:w16cid="http://schemas.microsoft.com/office/word/2016/wordml/cid" xmlns:w16="http://schemas.microsoft.com/office/word/2018/wordml" xmlns:w16sdtdh="http://schemas.microsoft.com/office/word/2020/wordml/sdtdatahash" xmlns:w16se="http://schemas.microsoft.com/office/word/2015/wordml/symex" xmlns:wpg="http://schemas.microsoft.com/office/word/2010/wordprocessingGroup" xmlns:wpi="http://schemas.microsoft.com/office/word/2010/wordprocessingInk" xmlns:wne="http://schemas.microsoft.com/office/word/2006/wordml" xmlns:wps="http://schemas.microsoft.com/office/word/2010/wordprocessingShape" mc:Ignorable="w14 w15 w16se w16cid w16 w16cex w16sdtdh wp14">
+<w:footnotes xmlns:wpc="http://schemas.microsoft.com/office/word/2010/wordprocessingCanvas" xmlns:cx="http://schemas.microsoft.com/office/drawing/2014/chartex" xmlns:cx1="http://schemas.microsoft.com/office/drawing/2015/9/8/chartex" xmlns:cx2="http://schemas.microsoft.com/office/drawing/2015/10/21/chartex" xmlns:cx3="http://schemas.microsoft.com/office/drawing/2016/5/9/chartex" xmlns:cx4="http://schemas.microsoft.com/office/drawing/2016/5/10/chartex" xmlns:cx5="http://schemas.microsoft.com/office/drawing/2016/5/11/chartex" xmlns:cx6="http://schemas.microsoft.com/office/drawing/2016/5/12/chartex" xmlns:cx7="http://schemas.microsoft.com/office/drawing/2016/5/13/chartex" xmlns:cx8="http://schemas.microsoft.com/office/drawing/2016/5/14/chartex" xmlns:mc="http://schemas.openxmlformats.org/markup-compatibility/2006" xmlns:aink="http://schemas.microsoft.com/office/drawing/2016/ink" xmlns:am3d="http://schemas.microsoft.com/office/drawing/2017/model3d" xmlns:o="urn:schemas-microsoft-com:office:office" xmlns:r="http://schemas.openxmlformats.org/officeDocument/2006/relationships" xmlns:m="http://schemas.openxmlformats.org/officeDocument/2006/math" xmlns:v="urn:schemas-microsoft-com:vml" xmlns:wp14="http://schemas.microsoft.com/office/word/2010/wordprocessingDrawing" xmlns:wp="http://schemas.openxmlformats.org/drawingml/2006/wordprocessingDrawing" xmlns:w10="urn:schemas-microsoft-com:office:word" xmlns:w="http://schemas.openxmlformats.org/wordprocessingml/2006/main" xmlns:w14="http://schemas.microsoft.com/office/word/2010/wordml" xmlns:w15="http://schemas.microsoft.com/office/word/2012/wordml" xmlns:w16cid="http://schemas.microsoft.com/office/word/2016/wordml/cid" xmlns:w16se="http://schemas.microsoft.com/office/word/2015/wordml/symex" xmlns:wpg="http://schemas.microsoft.com/office/word/2010/wordprocessingGroup" xmlns:wpi="http://schemas.microsoft.com/office/word/2010/wordprocessingInk" xmlns:wne="http://schemas.microsoft.com/office/word/2006/wordml" xmlns:wps="http://schemas.microsoft.com/office/word/2010/wordprocessingShape" mc:Ignorable="w14 w15 w16se w16cid wp14">
   <w:footnote w:type="separator" w:id="-1">
     <w:p>
       <w:pPr>
@@ -7965,7 +8384,7 @@
 </file>
 
 <file path=word/numbering.xml><?xml version="1.0" encoding="utf-8"?>
-<w:numbering xmlns:wpc="http://schemas.microsoft.com/office/word/2010/wordprocessingCanvas" xmlns:cx="http://schemas.microsoft.com/office/drawing/2014/chartex" xmlns:cx1="http://schemas.microsoft.com/office/drawing/2015/9/8/chartex" xmlns:cx2="http://schemas.microsoft.com/office/drawing/2015/10/21/chartex" xmlns:cx3="http://schemas.microsoft.com/office/drawing/2016/5/9/chartex" xmlns:cx4="http://schemas.microsoft.com/office/drawing/2016/5/10/chartex" xmlns:cx5="http://schemas.microsoft.com/office/drawing/2016/5/11/chartex" xmlns:cx6="http://schemas.microsoft.com/office/drawing/2016/5/12/chartex" xmlns:cx7="http://schemas.microsoft.com/office/drawing/2016/5/13/chartex" xmlns:cx8="http://schemas.microsoft.com/office/drawing/2016/5/14/chartex" xmlns:mc="http://schemas.openxmlformats.org/markup-compatibility/2006" xmlns:aink="http://schemas.microsoft.com/office/drawing/2016/ink" xmlns:am3d="http://schemas.microsoft.com/office/drawing/2017/model3d" xmlns:o="urn:schemas-microsoft-com:office:office" xmlns:r="http://schemas.openxmlformats.org/officeDocument/2006/relationships" xmlns:m="http://schemas.openxmlformats.org/officeDocument/2006/math" xmlns:v="urn:schemas-microsoft-com:vml" xmlns:wp14="http://schemas.microsoft.com/office/word/2010/wordprocessingDrawing" xmlns:wp="http://schemas.openxmlformats.org/drawingml/2006/wordprocessingDrawing" xmlns:w10="urn:schemas-microsoft-com:office:word" xmlns:w="http://schemas.openxmlformats.org/wordprocessingml/2006/main" xmlns:w14="http://schemas.microsoft.com/office/word/2010/wordml" xmlns:w15="http://schemas.microsoft.com/office/word/2012/wordml" xmlns:w16cex="http://schemas.microsoft.com/office/word/2018/wordml/cex" xmlns:w16cid="http://schemas.microsoft.com/office/word/2016/wordml/cid" xmlns:w16="http://schemas.microsoft.com/office/word/2018/wordml" xmlns:w16sdtdh="http://schemas.microsoft.com/office/word/2020/wordml/sdtdatahash" xmlns:w16se="http://schemas.microsoft.com/office/word/2015/wordml/symex" xmlns:wpg="http://schemas.microsoft.com/office/word/2010/wordprocessingGroup" xmlns:wpi="http://schemas.microsoft.com/office/word/2010/wordprocessingInk" xmlns:wne="http://schemas.microsoft.com/office/word/2006/wordml" xmlns:wps="http://schemas.microsoft.com/office/word/2010/wordprocessingShape" mc:Ignorable="w14 w15 w16se w16cid w16 w16cex w16sdtdh wp14">
+<w:numbering xmlns:wpc="http://schemas.microsoft.com/office/word/2010/wordprocessingCanvas" xmlns:cx="http://schemas.microsoft.com/office/drawing/2014/chartex" xmlns:cx1="http://schemas.microsoft.com/office/drawing/2015/9/8/chartex" xmlns:cx2="http://schemas.microsoft.com/office/drawing/2015/10/21/chartex" xmlns:cx3="http://schemas.microsoft.com/office/drawing/2016/5/9/chartex" xmlns:cx4="http://schemas.microsoft.com/office/drawing/2016/5/10/chartex" xmlns:cx5="http://schemas.microsoft.com/office/drawing/2016/5/11/chartex" xmlns:cx6="http://schemas.microsoft.com/office/drawing/2016/5/12/chartex" xmlns:cx7="http://schemas.microsoft.com/office/drawing/2016/5/13/chartex" xmlns:cx8="http://schemas.microsoft.com/office/drawing/2016/5/14/chartex" xmlns:mc="http://schemas.openxmlformats.org/markup-compatibility/2006" xmlns:aink="http://schemas.microsoft.com/office/drawing/2016/ink" xmlns:am3d="http://schemas.microsoft.com/office/drawing/2017/model3d" xmlns:o="urn:schemas-microsoft-com:office:office" xmlns:r="http://schemas.openxmlformats.org/officeDocument/2006/relationships" xmlns:m="http://schemas.openxmlformats.org/officeDocument/2006/math" xmlns:v="urn:schemas-microsoft-com:vml" xmlns:wp14="http://schemas.microsoft.com/office/word/2010/wordprocessingDrawing" xmlns:wp="http://schemas.openxmlformats.org/drawingml/2006/wordprocessingDrawing" xmlns:w10="urn:schemas-microsoft-com:office:word" xmlns:w="http://schemas.openxmlformats.org/wordprocessingml/2006/main" xmlns:w14="http://schemas.microsoft.com/office/word/2010/wordml" xmlns:w15="http://schemas.microsoft.com/office/word/2012/wordml" xmlns:w16cid="http://schemas.microsoft.com/office/word/2016/wordml/cid" xmlns:w16se="http://schemas.microsoft.com/office/word/2015/wordml/symex" xmlns:wpg="http://schemas.microsoft.com/office/word/2010/wordprocessingGroup" xmlns:wpi="http://schemas.microsoft.com/office/word/2010/wordprocessingInk" xmlns:wne="http://schemas.microsoft.com/office/word/2006/wordml" xmlns:wps="http://schemas.microsoft.com/office/word/2010/wordprocessingShape" mc:Ignorable="w14 w15 w16se w16cid wp14">
   <w:abstractNum w:abstractNumId="0" w15:restartNumberingAfterBreak="0">
     <w:nsid w:val="00D46A4C"/>
     <w:multiLevelType w:val="multilevel"/>
@@ -10462,7 +10881,7 @@
 </file>
 
 <file path=word/styles.xml><?xml version="1.0" encoding="utf-8"?>
-<w:styles xmlns:mc="http://schemas.openxmlformats.org/markup-compatibility/2006" xmlns:r="http://schemas.openxmlformats.org/officeDocument/2006/relationships" xmlns:w="http://schemas.openxmlformats.org/wordprocessingml/2006/main" xmlns:w14="http://schemas.microsoft.com/office/word/2010/wordml" xmlns:w15="http://schemas.microsoft.com/office/word/2012/wordml" xmlns:w16cex="http://schemas.microsoft.com/office/word/2018/wordml/cex" xmlns:w16cid="http://schemas.microsoft.com/office/word/2016/wordml/cid" xmlns:w16="http://schemas.microsoft.com/office/word/2018/wordml" xmlns:w16sdtdh="http://schemas.microsoft.com/office/word/2020/wordml/sdtdatahash" xmlns:w16se="http://schemas.microsoft.com/office/word/2015/wordml/symex" mc:Ignorable="w14 w15 w16se w16cid w16 w16cex w16sdtdh">
+<w:styles xmlns:mc="http://schemas.openxmlformats.org/markup-compatibility/2006" xmlns:r="http://schemas.openxmlformats.org/officeDocument/2006/relationships" xmlns:w="http://schemas.openxmlformats.org/wordprocessingml/2006/main" xmlns:w14="http://schemas.microsoft.com/office/word/2010/wordml" xmlns:w15="http://schemas.microsoft.com/office/word/2012/wordml" xmlns:w16cid="http://schemas.microsoft.com/office/word/2016/wordml/cid" xmlns:w16se="http://schemas.microsoft.com/office/word/2015/wordml/symex" mc:Ignorable="w14 w15 w16se w16cid">
   <w:docDefaults>
     <w:rPrDefault>
       <w:rPr>
@@ -10478,7 +10897,7 @@
       </w:pPr>
     </w:pPrDefault>
   </w:docDefaults>
-  <w:latentStyles w:defLockedState="0" w:defUIPriority="99" w:defSemiHidden="0" w:defUnhideWhenUsed="0" w:defQFormat="0" w:count="376">
+  <w:latentStyles w:defLockedState="0" w:defUIPriority="99" w:defSemiHidden="0" w:defUnhideWhenUsed="0" w:defQFormat="0" w:count="375">
     <w:lsdException w:name="Normal" w:uiPriority="0" w:qFormat="1"/>
     <w:lsdException w:name="heading 1" w:uiPriority="9" w:qFormat="1"/>
     <w:lsdException w:name="heading 2" w:semiHidden="1" w:uiPriority="9" w:unhideWhenUsed="1" w:qFormat="1"/>
@@ -10584,6 +11003,7 @@
     <w:lsdException w:name="HTML Sample" w:semiHidden="1" w:unhideWhenUsed="1"/>
     <w:lsdException w:name="HTML Typewriter" w:semiHidden="1" w:unhideWhenUsed="1"/>
     <w:lsdException w:name="HTML Variable" w:semiHidden="1" w:unhideWhenUsed="1"/>
+    <w:lsdException w:name="Normal Table" w:semiHidden="1" w:unhideWhenUsed="1"/>
     <w:lsdException w:name="annotation subject" w:semiHidden="1" w:unhideWhenUsed="1"/>
     <w:lsdException w:name="No List" w:semiHidden="1" w:unhideWhenUsed="1"/>
     <w:lsdException w:name="Outline List 1" w:semiHidden="1" w:unhideWhenUsed="1"/>
@@ -10630,8 +11050,10 @@
     <w:lsdException w:name="Table Subtle 2" w:semiHidden="1" w:unhideWhenUsed="1"/>
     <w:lsdException w:name="Table Web 1" w:semiHidden="1" w:unhideWhenUsed="1"/>
     <w:lsdException w:name="Table Web 2" w:semiHidden="1" w:unhideWhenUsed="1"/>
+    <w:lsdException w:name="Table Web 3" w:semiHidden="1" w:unhideWhenUsed="1"/>
     <w:lsdException w:name="Balloon Text" w:semiHidden="1" w:unhideWhenUsed="1"/>
     <w:lsdException w:name="Table Grid" w:uiPriority="39"/>
+    <w:lsdException w:name="Table Theme" w:semiHidden="1" w:unhideWhenUsed="1"/>
     <w:lsdException w:name="Placeholder Text" w:semiHidden="1"/>
     <w:lsdException w:name="No Spacing" w:uiPriority="1" w:qFormat="1"/>
     <w:lsdException w:name="Light Shading" w:uiPriority="60"/>
@@ -10851,7 +11273,6 @@
     <w:lsdException w:name="Smart Hyperlink" w:semiHidden="1" w:unhideWhenUsed="1"/>
     <w:lsdException w:name="Hashtag" w:semiHidden="1" w:unhideWhenUsed="1"/>
     <w:lsdException w:name="Unresolved Mention" w:semiHidden="1" w:unhideWhenUsed="1"/>
-    <w:lsdException w:name="Smart Link" w:semiHidden="1" w:unhideWhenUsed="1"/>
   </w:latentStyles>
   <w:style w:type="paragraph" w:default="1" w:styleId="Normal">
     <w:name w:val="Normal"/>
@@ -11722,19 +12143,6 @@
 </file>
 
 <file path=customXml/item1.xml><?xml version="1.0" encoding="utf-8"?>
-<b:Sources xmlns:b="http://schemas.openxmlformats.org/officeDocument/2006/bibliography" xmlns="http://schemas.openxmlformats.org/officeDocument/2006/bibliography" SelectedStyle="\APASixthEditionOfficeOnline.xsl" StyleName="APA" Version="6"/>
-</file>
-
-<file path=customXml/item2.xml><?xml version="1.0" encoding="utf-8"?>
-<?mso-contentType ?>
-<FormTemplates xmlns="http://schemas.microsoft.com/sharepoint/v3/contenttype/forms">
-  <Display>DocumentLibraryForm</Display>
-  <Edit>DocumentLibraryForm</Edit>
-  <New>DocumentLibraryForm</New>
-</FormTemplates>
-</file>
-
-<file path=customXml/item3.xml><?xml version="1.0" encoding="utf-8"?>
 <ct:contentTypeSchema xmlns:ct="http://schemas.microsoft.com/office/2006/metadata/contentType" xmlns:ma="http://schemas.microsoft.com/office/2006/metadata/properties/metaAttributes" ct:_="" ma:_="" ma:contentTypeName="Document" ma:contentTypeID="0x010100ABA223F759147049B9D8A25DED07DD24" ma:contentTypeVersion="14" ma:contentTypeDescription="Create a new document." ma:contentTypeScope="" ma:versionID="754cccfe17833f4d06e0267dc9c12ab7">
   <xsd:schema xmlns:xsd="http://www.w3.org/2001/XMLSchema" xmlns:xs="http://www.w3.org/2001/XMLSchema" xmlns:p="http://schemas.microsoft.com/office/2006/metadata/properties" xmlns:ns3="cc9255bc-4d99-4f42-bba5-857cbcc6e725" xmlns:ns4="fc2bff61-6a31-4c51-9f32-b9bba46405e5" targetNamespace="http://schemas.microsoft.com/office/2006/metadata/properties" ma:root="true" ma:fieldsID="e32414dc8724dfdc561355c14801bc84" ns3:_="" ns4:_="">
     <xsd:import namespace="cc9255bc-4d99-4f42-bba5-857cbcc6e725"/>
@@ -11963,29 +12371,26 @@
 </ct:contentTypeSchema>
 </file>
 
-<file path=customXml/item4.xml><?xml version="1.0" encoding="utf-8"?>
+<file path=customXml/item2.xml><?xml version="1.0" encoding="utf-8"?>
+<?mso-contentType ?>
+<FormTemplates xmlns="http://schemas.microsoft.com/sharepoint/v3/contenttype/forms">
+  <Display>DocumentLibraryForm</Display>
+  <Edit>DocumentLibraryForm</Edit>
+  <New>DocumentLibraryForm</New>
+</FormTemplates>
+</file>
+
+<file path=customXml/item3.xml><?xml version="1.0" encoding="utf-8"?>
 <p:properties xmlns:p="http://schemas.microsoft.com/office/2006/metadata/properties" xmlns:xsi="http://www.w3.org/2001/XMLSchema-instance" xmlns:pc="http://schemas.microsoft.com/office/infopath/2007/PartnerControls">
   <documentManagement/>
 </p:properties>
 </file>
 
-<file path=customXml/itemProps1.xml><?xml version="1.0" encoding="utf-8"?>
-<ds:datastoreItem xmlns:ds="http://schemas.openxmlformats.org/officeDocument/2006/customXml" ds:itemID="{373A02BD-6247-4A41-B643-7F739D4B2F75}">
-  <ds:schemaRefs>
-    <ds:schemaRef ds:uri="http://schemas.openxmlformats.org/officeDocument/2006/bibliography"/>
-  </ds:schemaRefs>
-</ds:datastoreItem>
+<file path=customXml/item4.xml><?xml version="1.0" encoding="utf-8"?>
+<b:Sources xmlns:b="http://schemas.openxmlformats.org/officeDocument/2006/bibliography" xmlns="http://schemas.openxmlformats.org/officeDocument/2006/bibliography" SelectedStyle="\APASixthEditionOfficeOnline.xsl" StyleName="APA" Version="6"/>
 </file>
 
-<file path=customXml/itemProps2.xml><?xml version="1.0" encoding="utf-8"?>
-<ds:datastoreItem xmlns:ds="http://schemas.openxmlformats.org/officeDocument/2006/customXml" ds:itemID="{7BFD71E4-33D5-445D-9CFC-21F1C7989C0E}">
-  <ds:schemaRefs>
-    <ds:schemaRef ds:uri="http://schemas.microsoft.com/sharepoint/v3/contenttype/forms"/>
-  </ds:schemaRefs>
-</ds:datastoreItem>
-</file>
-
-<file path=customXml/itemProps3.xml><?xml version="1.0" encoding="utf-8"?>
+<file path=customXml/itemProps1.xml><?xml version="1.0" encoding="utf-8"?>
 <ds:datastoreItem xmlns:ds="http://schemas.openxmlformats.org/officeDocument/2006/customXml" ds:itemID="{DDA83A75-2CCD-4D1B-9315-5B4B38A21415}">
   <ds:schemaRefs>
     <ds:schemaRef ds:uri="http://schemas.microsoft.com/office/2006/metadata/contentType"/>
@@ -12004,11 +12409,27 @@
 </ds:datastoreItem>
 </file>
 
-<file path=customXml/itemProps4.xml><?xml version="1.0" encoding="utf-8"?>
+<file path=customXml/itemProps2.xml><?xml version="1.0" encoding="utf-8"?>
+<ds:datastoreItem xmlns:ds="http://schemas.openxmlformats.org/officeDocument/2006/customXml" ds:itemID="{7BFD71E4-33D5-445D-9CFC-21F1C7989C0E}">
+  <ds:schemaRefs>
+    <ds:schemaRef ds:uri="http://schemas.microsoft.com/sharepoint/v3/contenttype/forms"/>
+  </ds:schemaRefs>
+</ds:datastoreItem>
+</file>
+
+<file path=customXml/itemProps3.xml><?xml version="1.0" encoding="utf-8"?>
 <ds:datastoreItem xmlns:ds="http://schemas.openxmlformats.org/officeDocument/2006/customXml" ds:itemID="{1A5F5AF1-B05B-4704-B970-F66948F444EC}">
   <ds:schemaRefs>
     <ds:schemaRef ds:uri="http://schemas.microsoft.com/office/2006/metadata/properties"/>
     <ds:schemaRef ds:uri="http://schemas.microsoft.com/office/infopath/2007/PartnerControls"/>
   </ds:schemaRefs>
 </ds:datastoreItem>
+</file>
+
+<file path=customXml/itemProps4.xml><?xml version="1.0" encoding="utf-8"?>
+<ds:datastoreItem xmlns:ds="http://schemas.openxmlformats.org/officeDocument/2006/customXml" ds:itemID="{A95966F8-5F99-48C3-8185-2A74C45DC791}">
+  <ds:schemaRefs>
+    <ds:schemaRef ds:uri="http://schemas.openxmlformats.org/officeDocument/2006/bibliography"/>
+  </ds:schemaRefs>
+</ds:datastoreItem>
 </file>